--- a/static/downloads/fr/docx/layer-0/purpose-charter.docx
+++ b/static/downloads/fr/docx/layer-0/purpose-charter.docx
@@ -87,7 +87,7 @@
         <w:t xml:space="preserve"> </w:t>
       </w:r>
       <w:r>
-        <w:t xml:space="preserve">2026-04-29</w:t>
+        <w:t xml:space="preserve">2026-06-26</w:t>
       </w:r>
     </w:p>
     <w:p>
@@ -113,7 +113,7 @@
           <w:rPr>
             <w:rStyle w:val="Hyperlink"/>
           </w:rPr>
-          <w:t xml:space="preserve">https://blueprint.ecohubs.community/fr/articles/rcos-templates/layer-0/purpose-charter</w:t>
+          <w:t xml:space="preserve">https://rcos.ecohubs.community/fr/articles/rcos-templates/layer-0/purpose-charter</w:t>
         </w:r>
       </w:hyperlink>
     </w:p>
@@ -140,7 +140,7 @@
           <w:rPr>
             <w:rStyle w:val="Hyperlink"/>
           </w:rPr>
-          <w:t xml:space="preserve">https://blueprint.ecohubs.community/fr/articles/rcos-templates</w:t>
+          <w:t xml:space="preserve">https://rcos.ecohubs.community/fr/articles/rcos-templates</w:t>
         </w:r>
       </w:hyperlink>
     </w:p>
